--- a/Dddd-Aga/D309-ABn.docx
+++ b/Dddd-Aga/D309-ABn.docx
@@ -1995,7 +1995,30 @@
         <w:rPr>
           <w:rFonts w:ascii="Gentium" w:hAnsi="Gentium" w:cs="Gentium"/>
         </w:rPr>
-        <w:t>And they brought money to him; and, straight away, Barnabas distributed it to the poor. And from them also the sailors were able to gain many things.</w:t>
+        <w:t xml:space="preserve">And they brought money to him; and, straight away, Barnabas distributed it to the poor. </w:t>
+      </w:r>
+      <w:r>
+        <w:rPr>
+          <w:rFonts w:ascii="Gentium" w:hAnsi="Gentium" w:cs="Gentium"/>
+          <w:b/>
+          <w:bCs/>
+          <w:color w:val="0070C0"/>
+          <w:vertAlign w:val="superscript"/>
+        </w:rPr>
+        <w:t>6</w:t>
+      </w:r>
+      <w:r>
+        <w:rPr>
+          <w:rFonts w:ascii="Gentium" w:hAnsi="Gentium" w:cs="Gentium"/>
+          <w:color w:val="0070C0"/>
+        </w:rPr>
+        <w:t> </w:t>
+      </w:r>
+      <w:r>
+        <w:rPr>
+          <w:rFonts w:ascii="Gentium" w:hAnsi="Gentium" w:cs="Gentium"/>
+        </w:rPr>
+        <w:t>And from them also the sailors were able to gain many things.</w:t>
       </w:r>
     </w:p>
     <w:p>
@@ -2166,7 +2189,31 @@
         <w:rPr>
           <w:rFonts w:ascii="Gentium" w:hAnsi="Gentium" w:cs="Gentium"/>
         </w:rPr>
-        <w:t xml:space="preserve">And Timon was afflicted by much fever. And having laid our hands upon him, we straightway removed his fever, having called upon the name of the Lord Jesus. </w:t>
+        <w:t>And Timon was afflicted by much fever. And</w:t>
+      </w:r>
+      <w:r>
+        <w:rPr>
+          <w:rFonts w:ascii="Gentium" w:hAnsi="Gentium" w:cs="Gentium"/>
+        </w:rPr>
+        <w:t>,</w:t>
+      </w:r>
+      <w:r>
+        <w:rPr>
+          <w:rFonts w:ascii="Gentium" w:hAnsi="Gentium" w:cs="Gentium"/>
+        </w:rPr>
+        <w:t xml:space="preserve"> having laid our hands on him, we straight</w:t>
+      </w:r>
+      <w:r>
+        <w:rPr>
+          <w:rFonts w:ascii="Gentium" w:hAnsi="Gentium" w:cs="Gentium"/>
+        </w:rPr>
+        <w:t xml:space="preserve"> a</w:t>
+      </w:r>
+      <w:r>
+        <w:rPr>
+          <w:rFonts w:ascii="Gentium" w:hAnsi="Gentium" w:cs="Gentium"/>
+        </w:rPr>
+        <w:t xml:space="preserve">way removed his fever, having called on the name of the Lord Jesus. </w:t>
       </w:r>
       <w:r>
         <w:rPr>
